--- a/Отчет_ЛР4_API_и_BLoC_первый_экран.docx
+++ b/Отчет_ЛР4_API_и_BLoC_первый_экран.docx
@@ -913,8 +913,7 @@
         <w:rPr/>
       </w:pPr>
       <w:r>
-        <w:rPr/>
-        <w:t>Интерфейс ProductRepository отделяет получение данных от интерфейса. Его реализация ApiProductRepository выполняет запрос GET /products?limit=20, берёт список products из ответа и возвращает List&lt;Product&gt;. Экран и BLoC не обращаются к Dio напрямую.</w:t>
+        <w:t>Интерфейс ProductRepositoryInterface отделяет получение данных от интерфейса. Его реализация ProductRepository выполняет запрос GET /products?limit=20, берёт список products из ответа и возвращает List&lt;Product&gt;. Экран и BLoC не обращаются к Dio напрямую.</w:t>
       </w:r>
     </w:p>
     <w:p>
